--- a/fra/docx/003.content.docx
+++ b/fra/docx/003.content.docx
@@ -11403,90 +11403,66 @@
           <w:lang w:val="fr_FR" w:bidi="fr_FR"/>
         </w:rPr>
       </w:r>
-      <w:hyperlink r:id="rId13">
-        <w:r>
-          <w:rPr>
-            <w:lang w:val="fr_FR" w:bidi="fr_FR"/>
-          </w:rPr>
-          <w:rPr>
-            <w:color w:val="0000EE"/>
-            <w:u w:val="single"/>
-          </w:rPr>
-          <w:t>1 Corinthiens 1.12</w:t>
-        </w:r>
-      </w:hyperlink>
-    </w:p>
-    <w:p>
-      <w:pPr>
-        <w:pStyle w:val="ListBullet"/>
-        <w:spacing w:line="240" w:lineRule="auto"/>
-        <w:ind w:left="720"/>
-      </w:pPr>
-      <w:r>
-        <w:rPr>
-          <w:lang w:val="fr_FR" w:bidi="fr_FR"/>
-        </w:rPr>
-      </w:r>
-      <w:hyperlink r:id="rId14">
-        <w:r>
-          <w:rPr>
-            <w:lang w:val="fr_FR" w:bidi="fr_FR"/>
-          </w:rPr>
-          <w:rPr>
-            <w:color w:val="0000EE"/>
-            <w:u w:val="single"/>
-          </w:rPr>
-          <w:t>1 Corinthiens 16.12</w:t>
-        </w:r>
-      </w:hyperlink>
-    </w:p>
-    <w:p>
-      <w:pPr>
-        <w:pStyle w:val="ListBullet"/>
-        <w:spacing w:line="240" w:lineRule="auto"/>
-        <w:ind w:left="720"/>
-      </w:pPr>
-      <w:r>
-        <w:rPr>
-          <w:lang w:val="fr_FR" w:bidi="fr_FR"/>
-        </w:rPr>
-      </w:r>
-      <w:hyperlink r:id="rId15">
-        <w:r>
-          <w:rPr>
-            <w:lang w:val="fr_FR" w:bidi="fr_FR"/>
-          </w:rPr>
-          <w:rPr>
-            <w:color w:val="0000EE"/>
-            <w:u w:val="single"/>
-          </w:rPr>
-          <w:t>Actes 18.25</w:t>
-        </w:r>
-      </w:hyperlink>
-    </w:p>
-    <w:p>
-      <w:pPr>
-        <w:pStyle w:val="ListBullet"/>
-        <w:spacing w:line="240" w:lineRule="auto"/>
-        <w:ind w:left="720"/>
-      </w:pPr>
-      <w:r>
-        <w:rPr>
-          <w:lang w:val="fr_FR" w:bidi="fr_FR"/>
-        </w:rPr>
-      </w:r>
-      <w:hyperlink r:id="rId16">
-        <w:r>
-          <w:rPr>
-            <w:lang w:val="fr_FR" w:bidi="fr_FR"/>
-          </w:rPr>
-          <w:rPr>
-            <w:color w:val="0000EE"/>
-            <w:u w:val="single"/>
-          </w:rPr>
-          <w:t>Tite 3.13</w:t>
-        </w:r>
-      </w:hyperlink>
+      <w:r>
+        <w:rPr>
+          <w:lang w:val="fr_FR" w:bidi="fr_FR"/>
+        </w:rPr>
+        <w:t>1 Corinthiens 1.12</w:t>
+      </w:r>
+    </w:p>
+    <w:p>
+      <w:pPr>
+        <w:pStyle w:val="ListBullet"/>
+        <w:spacing w:line="240" w:lineRule="auto"/>
+        <w:ind w:left="720"/>
+      </w:pPr>
+      <w:r>
+        <w:rPr>
+          <w:lang w:val="fr_FR" w:bidi="fr_FR"/>
+        </w:rPr>
+      </w:r>
+      <w:r>
+        <w:rPr>
+          <w:lang w:val="fr_FR" w:bidi="fr_FR"/>
+        </w:rPr>
+        <w:t>1 Corinthiens 16.12</w:t>
+      </w:r>
+    </w:p>
+    <w:p>
+      <w:pPr>
+        <w:pStyle w:val="ListBullet"/>
+        <w:spacing w:line="240" w:lineRule="auto"/>
+        <w:ind w:left="720"/>
+      </w:pPr>
+      <w:r>
+        <w:rPr>
+          <w:lang w:val="fr_FR" w:bidi="fr_FR"/>
+        </w:rPr>
+      </w:r>
+      <w:r>
+        <w:rPr>
+          <w:lang w:val="fr_FR" w:bidi="fr_FR"/>
+        </w:rPr>
+        <w:t>Actes 18.25</w:t>
+      </w:r>
+    </w:p>
+    <w:p>
+      <w:pPr>
+        <w:pStyle w:val="ListBullet"/>
+        <w:spacing w:line="240" w:lineRule="auto"/>
+        <w:ind w:left="720"/>
+      </w:pPr>
+      <w:r>
+        <w:rPr>
+          <w:lang w:val="fr_FR" w:bidi="fr_FR"/>
+        </w:rPr>
+      </w:r>
+      <w:r>
+        <w:rPr>
+          <w:lang w:val="fr_FR" w:bidi="fr_FR"/>
+        </w:rPr>
+        <w:t>Tite 3.13</w:t>
+      </w:r>
     </w:p>
     <w:p>
       <w:pPr>
@@ -15147,66 +15123,48 @@
           <w:lang w:val="fr_FR" w:bidi="fr_FR"/>
         </w:rPr>
       </w:r>
-      <w:hyperlink r:id="rId17">
-        <w:r>
-          <w:rPr>
-            <w:lang w:val="fr_FR" w:bidi="fr_FR"/>
-          </w:rPr>
-          <w:rPr>
-            <w:color w:val="0000EE"/>
-            <w:u w:val="single"/>
-          </w:rPr>
-          <w:t>Daniel 9.1</w:t>
-        </w:r>
-      </w:hyperlink>
-    </w:p>
-    <w:p>
-      <w:pPr>
-        <w:pStyle w:val="ListBullet"/>
-        <w:spacing w:line="240" w:lineRule="auto"/>
-        <w:ind w:left="720"/>
-      </w:pPr>
-      <w:r>
-        <w:rPr>
-          <w:lang w:val="fr_FR" w:bidi="fr_FR"/>
-        </w:rPr>
-      </w:r>
-      <w:hyperlink r:id="rId18">
-        <w:r>
-          <w:rPr>
-            <w:lang w:val="fr_FR" w:bidi="fr_FR"/>
-          </w:rPr>
-          <w:rPr>
-            <w:color w:val="0000EE"/>
-            <w:u w:val="single"/>
-          </w:rPr>
-          <w:t>Esther 10.1–2</w:t>
-        </w:r>
-      </w:hyperlink>
-    </w:p>
-    <w:p>
-      <w:pPr>
-        <w:pStyle w:val="ListBullet"/>
-        <w:spacing w:line="240" w:lineRule="auto"/>
-        <w:ind w:left="720"/>
-      </w:pPr>
-      <w:r>
-        <w:rPr>
-          <w:lang w:val="fr_FR" w:bidi="fr_FR"/>
-        </w:rPr>
-      </w:r>
-      <w:hyperlink r:id="rId19">
-        <w:r>
-          <w:rPr>
-            <w:lang w:val="fr_FR" w:bidi="fr_FR"/>
-          </w:rPr>
-          <w:rPr>
-            <w:color w:val="0000EE"/>
-            <w:u w:val="single"/>
-          </w:rPr>
-          <w:t>Esdras 4.7–8</w:t>
-        </w:r>
-      </w:hyperlink>
+      <w:r>
+        <w:rPr>
+          <w:lang w:val="fr_FR" w:bidi="fr_FR"/>
+        </w:rPr>
+        <w:t>Daniel 9.1</w:t>
+      </w:r>
+    </w:p>
+    <w:p>
+      <w:pPr>
+        <w:pStyle w:val="ListBullet"/>
+        <w:spacing w:line="240" w:lineRule="auto"/>
+        <w:ind w:left="720"/>
+      </w:pPr>
+      <w:r>
+        <w:rPr>
+          <w:lang w:val="fr_FR" w:bidi="fr_FR"/>
+        </w:rPr>
+      </w:r>
+      <w:r>
+        <w:rPr>
+          <w:lang w:val="fr_FR" w:bidi="fr_FR"/>
+        </w:rPr>
+        <w:t>Esther 10.1–2</w:t>
+      </w:r>
+    </w:p>
+    <w:p>
+      <w:pPr>
+        <w:pStyle w:val="ListBullet"/>
+        <w:spacing w:line="240" w:lineRule="auto"/>
+        <w:ind w:left="720"/>
+      </w:pPr>
+      <w:r>
+        <w:rPr>
+          <w:lang w:val="fr_FR" w:bidi="fr_FR"/>
+        </w:rPr>
+      </w:r>
+      <w:r>
+        <w:rPr>
+          <w:lang w:val="fr_FR" w:bidi="fr_FR"/>
+        </w:rPr>
+        <w:t>Esdras 4.7–8</w:t>
+      </w:r>
     </w:p>
     <w:p>
       <w:pPr>
@@ -16580,234 +16538,174 @@
           <w:lang w:val="fr_FR" w:bidi="fr_FR"/>
         </w:rPr>
       </w:r>
-      <w:hyperlink r:id="rId20">
-        <w:r>
-          <w:rPr>
-            <w:lang w:val="fr_FR" w:bidi="fr_FR"/>
-          </w:rPr>
-          <w:rPr>
-            <w:color w:val="0000EE"/>
-            <w:u w:val="single"/>
-          </w:rPr>
-          <w:t>Colossiens 2.10</w:t>
-        </w:r>
-      </w:hyperlink>
-    </w:p>
-    <w:p>
-      <w:pPr>
-        <w:pStyle w:val="ListBullet"/>
-        <w:spacing w:line="240" w:lineRule="auto"/>
-        <w:ind w:left="720"/>
-      </w:pPr>
-      <w:r>
-        <w:rPr>
-          <w:lang w:val="fr_FR" w:bidi="fr_FR"/>
-        </w:rPr>
-      </w:r>
-      <w:hyperlink r:id="rId21">
-        <w:r>
-          <w:rPr>
-            <w:lang w:val="fr_FR" w:bidi="fr_FR"/>
-          </w:rPr>
-          <w:rPr>
-            <w:color w:val="0000EE"/>
-            <w:u w:val="single"/>
-          </w:rPr>
-          <w:t>Esther 9.29</w:t>
-        </w:r>
-      </w:hyperlink>
-    </w:p>
-    <w:p>
-      <w:pPr>
-        <w:pStyle w:val="ListBullet"/>
-        <w:spacing w:line="240" w:lineRule="auto"/>
-        <w:ind w:left="720"/>
-      </w:pPr>
-      <w:r>
-        <w:rPr>
-          <w:lang w:val="fr_FR" w:bidi="fr_FR"/>
-        </w:rPr>
-      </w:r>
-      <w:hyperlink r:id="rId22">
-        <w:r>
-          <w:rPr>
-            <w:lang w:val="fr_FR" w:bidi="fr_FR"/>
-          </w:rPr>
-          <w:rPr>
-            <w:color w:val="0000EE"/>
-            <w:u w:val="single"/>
-          </w:rPr>
-          <w:t>Genèse 41.35</w:t>
-        </w:r>
-      </w:hyperlink>
-    </w:p>
-    <w:p>
-      <w:pPr>
-        <w:pStyle w:val="ListBullet"/>
-        <w:spacing w:line="240" w:lineRule="auto"/>
-        <w:ind w:left="720"/>
-      </w:pPr>
-      <w:r>
-        <w:rPr>
-          <w:lang w:val="fr_FR" w:bidi="fr_FR"/>
-        </w:rPr>
-      </w:r>
-      <w:hyperlink r:id="rId23">
-        <w:r>
-          <w:rPr>
-            <w:lang w:val="fr_FR" w:bidi="fr_FR"/>
-          </w:rPr>
-          <w:rPr>
-            <w:color w:val="0000EE"/>
-            <w:u w:val="single"/>
-          </w:rPr>
-          <w:t>Jonas 3.6–7</w:t>
-        </w:r>
-      </w:hyperlink>
-    </w:p>
-    <w:p>
-      <w:pPr>
-        <w:pStyle w:val="ListBullet"/>
-        <w:spacing w:line="240" w:lineRule="auto"/>
-        <w:ind w:left="720"/>
-      </w:pPr>
-      <w:r>
-        <w:rPr>
-          <w:lang w:val="fr_FR" w:bidi="fr_FR"/>
-        </w:rPr>
-      </w:r>
-      <w:hyperlink r:id="rId24">
-        <w:r>
-          <w:rPr>
-            <w:lang w:val="fr_FR" w:bidi="fr_FR"/>
-          </w:rPr>
-          <w:rPr>
-            <w:color w:val="0000EE"/>
-            <w:u w:val="single"/>
-          </w:rPr>
-          <w:t>Luc 12.5</w:t>
-        </w:r>
-      </w:hyperlink>
-    </w:p>
-    <w:p>
-      <w:pPr>
-        <w:pStyle w:val="ListBullet"/>
-        <w:spacing w:line="240" w:lineRule="auto"/>
-        <w:ind w:left="720"/>
-      </w:pPr>
-      <w:r>
-        <w:rPr>
-          <w:lang w:val="fr_FR" w:bidi="fr_FR"/>
-        </w:rPr>
-      </w:r>
-      <w:hyperlink r:id="rId25">
-        <w:r>
-          <w:rPr>
-            <w:lang w:val="fr_FR" w:bidi="fr_FR"/>
-          </w:rPr>
-          <w:rPr>
-            <w:color w:val="0000EE"/>
-            <w:u w:val="single"/>
-          </w:rPr>
-          <w:t>Luc 20.1–2</w:t>
-        </w:r>
-      </w:hyperlink>
-    </w:p>
-    <w:p>
-      <w:pPr>
-        <w:pStyle w:val="ListBullet"/>
-        <w:spacing w:line="240" w:lineRule="auto"/>
-        <w:ind w:left="720"/>
-      </w:pPr>
-      <w:r>
-        <w:rPr>
-          <w:lang w:val="fr_FR" w:bidi="fr_FR"/>
-        </w:rPr>
-      </w:r>
-      <w:hyperlink r:id="rId26">
-        <w:r>
-          <w:rPr>
-            <w:lang w:val="fr_FR" w:bidi="fr_FR"/>
-          </w:rPr>
-          <w:rPr>
-            <w:color w:val="0000EE"/>
-            <w:u w:val="single"/>
-          </w:rPr>
-          <w:t>Marc 1.22</w:t>
-        </w:r>
-      </w:hyperlink>
-    </w:p>
-    <w:p>
-      <w:pPr>
-        <w:pStyle w:val="ListBullet"/>
-        <w:spacing w:line="240" w:lineRule="auto"/>
-        <w:ind w:left="720"/>
-      </w:pPr>
-      <w:r>
-        <w:rPr>
-          <w:lang w:val="fr_FR" w:bidi="fr_FR"/>
-        </w:rPr>
-      </w:r>
-      <w:hyperlink r:id="rId27">
-        <w:r>
-          <w:rPr>
-            <w:lang w:val="fr_FR" w:bidi="fr_FR"/>
-          </w:rPr>
-          <w:rPr>
-            <w:color w:val="0000EE"/>
-            <w:u w:val="single"/>
-          </w:rPr>
-          <w:t>Matthieu 8.9</w:t>
-        </w:r>
-      </w:hyperlink>
-    </w:p>
-    <w:p>
-      <w:pPr>
-        <w:pStyle w:val="ListBullet"/>
-        <w:spacing w:line="240" w:lineRule="auto"/>
-        <w:ind w:left="720"/>
-      </w:pPr>
-      <w:r>
-        <w:rPr>
-          <w:lang w:val="fr_FR" w:bidi="fr_FR"/>
-        </w:rPr>
-      </w:r>
-      <w:hyperlink r:id="rId28">
-        <w:r>
-          <w:rPr>
-            <w:lang w:val="fr_FR" w:bidi="fr_FR"/>
-          </w:rPr>
-          <w:rPr>
-            <w:color w:val="0000EE"/>
-            <w:u w:val="single"/>
-          </w:rPr>
-          <w:t>Matthieu 28.18</w:t>
-        </w:r>
-      </w:hyperlink>
-    </w:p>
-    <w:p>
-      <w:pPr>
-        <w:pStyle w:val="ListBullet"/>
-        <w:spacing w:line="240" w:lineRule="auto"/>
-        <w:ind w:left="720"/>
-      </w:pPr>
-      <w:r>
-        <w:rPr>
-          <w:lang w:val="fr_FR" w:bidi="fr_FR"/>
-        </w:rPr>
-      </w:r>
-      <w:hyperlink r:id="rId29">
-        <w:r>
-          <w:rPr>
-            <w:lang w:val="fr_FR" w:bidi="fr_FR"/>
-          </w:rPr>
-          <w:rPr>
-            <w:color w:val="0000EE"/>
-            <w:u w:val="single"/>
-          </w:rPr>
-          <w:t>Tite 3.1</w:t>
-        </w:r>
-      </w:hyperlink>
+      <w:r>
+        <w:rPr>
+          <w:lang w:val="fr_FR" w:bidi="fr_FR"/>
+        </w:rPr>
+        <w:t>Colossiens 2.10</w:t>
+      </w:r>
+    </w:p>
+    <w:p>
+      <w:pPr>
+        <w:pStyle w:val="ListBullet"/>
+        <w:spacing w:line="240" w:lineRule="auto"/>
+        <w:ind w:left="720"/>
+      </w:pPr>
+      <w:r>
+        <w:rPr>
+          <w:lang w:val="fr_FR" w:bidi="fr_FR"/>
+        </w:rPr>
+      </w:r>
+      <w:r>
+        <w:rPr>
+          <w:lang w:val="fr_FR" w:bidi="fr_FR"/>
+        </w:rPr>
+        <w:t>Esther 9.29</w:t>
+      </w:r>
+    </w:p>
+    <w:p>
+      <w:pPr>
+        <w:pStyle w:val="ListBullet"/>
+        <w:spacing w:line="240" w:lineRule="auto"/>
+        <w:ind w:left="720"/>
+      </w:pPr>
+      <w:r>
+        <w:rPr>
+          <w:lang w:val="fr_FR" w:bidi="fr_FR"/>
+        </w:rPr>
+      </w:r>
+      <w:r>
+        <w:rPr>
+          <w:lang w:val="fr_FR" w:bidi="fr_FR"/>
+        </w:rPr>
+        <w:t>Genèse 41.35</w:t>
+      </w:r>
+    </w:p>
+    <w:p>
+      <w:pPr>
+        <w:pStyle w:val="ListBullet"/>
+        <w:spacing w:line="240" w:lineRule="auto"/>
+        <w:ind w:left="720"/>
+      </w:pPr>
+      <w:r>
+        <w:rPr>
+          <w:lang w:val="fr_FR" w:bidi="fr_FR"/>
+        </w:rPr>
+      </w:r>
+      <w:r>
+        <w:rPr>
+          <w:lang w:val="fr_FR" w:bidi="fr_FR"/>
+        </w:rPr>
+        <w:t>Jonas 3.6–7</w:t>
+      </w:r>
+    </w:p>
+    <w:p>
+      <w:pPr>
+        <w:pStyle w:val="ListBullet"/>
+        <w:spacing w:line="240" w:lineRule="auto"/>
+        <w:ind w:left="720"/>
+      </w:pPr>
+      <w:r>
+        <w:rPr>
+          <w:lang w:val="fr_FR" w:bidi="fr_FR"/>
+        </w:rPr>
+      </w:r>
+      <w:r>
+        <w:rPr>
+          <w:lang w:val="fr_FR" w:bidi="fr_FR"/>
+        </w:rPr>
+        <w:t>Luc 12.5</w:t>
+      </w:r>
+    </w:p>
+    <w:p>
+      <w:pPr>
+        <w:pStyle w:val="ListBullet"/>
+        <w:spacing w:line="240" w:lineRule="auto"/>
+        <w:ind w:left="720"/>
+      </w:pPr>
+      <w:r>
+        <w:rPr>
+          <w:lang w:val="fr_FR" w:bidi="fr_FR"/>
+        </w:rPr>
+      </w:r>
+      <w:r>
+        <w:rPr>
+          <w:lang w:val="fr_FR" w:bidi="fr_FR"/>
+        </w:rPr>
+        <w:t>Luc 20.1–2</w:t>
+      </w:r>
+    </w:p>
+    <w:p>
+      <w:pPr>
+        <w:pStyle w:val="ListBullet"/>
+        <w:spacing w:line="240" w:lineRule="auto"/>
+        <w:ind w:left="720"/>
+      </w:pPr>
+      <w:r>
+        <w:rPr>
+          <w:lang w:val="fr_FR" w:bidi="fr_FR"/>
+        </w:rPr>
+      </w:r>
+      <w:r>
+        <w:rPr>
+          <w:lang w:val="fr_FR" w:bidi="fr_FR"/>
+        </w:rPr>
+        <w:t>Marc 1.22</w:t>
+      </w:r>
+    </w:p>
+    <w:p>
+      <w:pPr>
+        <w:pStyle w:val="ListBullet"/>
+        <w:spacing w:line="240" w:lineRule="auto"/>
+        <w:ind w:left="720"/>
+      </w:pPr>
+      <w:r>
+        <w:rPr>
+          <w:lang w:val="fr_FR" w:bidi="fr_FR"/>
+        </w:rPr>
+      </w:r>
+      <w:r>
+        <w:rPr>
+          <w:lang w:val="fr_FR" w:bidi="fr_FR"/>
+        </w:rPr>
+        <w:t>Matthieu 8.9</w:t>
+      </w:r>
+    </w:p>
+    <w:p>
+      <w:pPr>
+        <w:pStyle w:val="ListBullet"/>
+        <w:spacing w:line="240" w:lineRule="auto"/>
+        <w:ind w:left="720"/>
+      </w:pPr>
+      <w:r>
+        <w:rPr>
+          <w:lang w:val="fr_FR" w:bidi="fr_FR"/>
+        </w:rPr>
+      </w:r>
+      <w:r>
+        <w:rPr>
+          <w:lang w:val="fr_FR" w:bidi="fr_FR"/>
+        </w:rPr>
+        <w:t>Matthieu 28.18</w:t>
+      </w:r>
+    </w:p>
+    <w:p>
+      <w:pPr>
+        <w:pStyle w:val="ListBullet"/>
+        <w:spacing w:line="240" w:lineRule="auto"/>
+        <w:ind w:left="720"/>
+      </w:pPr>
+      <w:r>
+        <w:rPr>
+          <w:lang w:val="fr_FR" w:bidi="fr_FR"/>
+        </w:rPr>
+      </w:r>
+      <w:r>
+        <w:rPr>
+          <w:lang w:val="fr_FR" w:bidi="fr_FR"/>
+        </w:rPr>
+        <w:t>Tite 3.1</w:t>
+      </w:r>
     </w:p>
     <w:p>
       <w:pPr>
